--- a/report/230107055.docx
+++ b/report/230107055.docx
@@ -485,7 +485,7 @@
           <w:noProof/>
           <w:lang w:val="en-US"/>
         </w:rPr>
-        <w:t>April 23, 2026</w:t>
+        <w:t>September 1, 2026</w:t>
       </w:r>
       <w:r>
         <w:rPr>
@@ -513,7 +513,11 @@
     <w:sdt>
       <w:sdtPr>
         <w:rPr>
-          <w:rFonts w:eastAsiaTheme="minorHAnsi"/>
+          <w:rFonts w:ascii="Times New Roman" w:eastAsiaTheme="minorHAnsi" w:hAnsi="Times New Roman" w:cstheme="minorBidi"/>
+          <w:color w:val="auto"/>
+          <w:sz w:val="24"/>
+          <w:szCs w:val="24"/>
+          <w:lang w:val="en-IN"/>
         </w:rPr>
         <w:id w:val="-1927807747"/>
         <w:docPartObj>
@@ -523,14 +527,9 @@
       </w:sdtPr>
       <w:sdtEndPr>
         <w:rPr>
-          <w:rFonts w:ascii="Times New Roman" w:hAnsi="Times New Roman" w:cstheme="minorBidi"/>
           <w:b/>
           <w:bCs/>
           <w:noProof/>
-          <w:color w:val="auto"/>
-          <w:sz w:val="24"/>
-          <w:szCs w:val="24"/>
-          <w:lang w:val="en-IN"/>
         </w:rPr>
       </w:sdtEndPr>
       <w:sdtContent>
@@ -2264,7 +2263,6 @@
     </w:p>
     <w:tbl>
       <w:tblPr>
-        <w:tblStyle w:val="Normal"/>
         <w:tblW w:w="9026" w:type="dxa"/>
         <w:tblBorders>
           <w:top w:val="single" w:sz="4" w:space="0" w:color="auto"/>
@@ -2374,36 +2372,7 @@
           </w:p>
         </w:tc>
       </w:tr>
-    </w:tbl>
-    <w:tbl>
-      <w:tblPr>
-        <w:tblW w:w="9026" w:type="dxa"/>
-        <w:tblBorders>
-          <w:top w:val="single" w:sz="4" w:space="0" w:color="auto"/>
-          <w:left w:val="single" w:sz="4" w:space="0" w:color="auto"/>
-          <w:bottom w:val="single" w:sz="4" w:space="0" w:color="auto"/>
-          <w:right w:val="single" w:sz="4" w:space="0" w:color="auto"/>
-          <w:insideH w:val="single" w:sz="4" w:space="0" w:color="auto"/>
-          <w:insideV w:val="single" w:sz="4" w:space="0" w:color="auto"/>
-        </w:tblBorders>
-        <w:tblCellMar>
-          <w:left w:w="10" w:type="dxa"/>
-          <w:right w:w="10" w:type="dxa"/>
-        </w:tblCellMar>
-        <w:tblLook w:val="04A0" w:firstRow="1" w:lastRow="0" w:firstColumn="1" w:lastColumn="0" w:noHBand="0" w:noVBand="1"/>
-      </w:tblPr>
-      <w:tblGrid>
-        <w:gridCol w:w="2000"/>
-        <w:gridCol w:w="1800"/>
-        <w:gridCol w:w="5226"/>
-      </w:tblGrid>
       <w:tr>
-        <w:tblPrEx>
-          <w:tblCellMar>
-            <w:top w:w="0" w:type="dxa"/>
-            <w:bottom w:w="0" w:type="dxa"/>
-          </w:tblCellMar>
-        </w:tblPrEx>
         <w:tc>
           <w:tcPr>
             <w:tcW w:w="2000" w:type="dxa"/>
@@ -2484,12 +2453,6 @@
         </w:tc>
       </w:tr>
       <w:tr>
-        <w:tblPrEx>
-          <w:tblCellMar>
-            <w:top w:w="0" w:type="dxa"/>
-            <w:bottom w:w="0" w:type="dxa"/>
-          </w:tblCellMar>
-        </w:tblPrEx>
         <w:tc>
           <w:tcPr>
             <w:tcW w:w="2000" w:type="dxa"/>
@@ -2571,12 +2534,6 @@
         </w:tc>
       </w:tr>
       <w:tr>
-        <w:tblPrEx>
-          <w:tblCellMar>
-            <w:top w:w="0" w:type="dxa"/>
-            <w:bottom w:w="0" w:type="dxa"/>
-          </w:tblCellMar>
-        </w:tblPrEx>
         <w:tc>
           <w:tcPr>
             <w:tcW w:w="2000" w:type="dxa"/>
@@ -2657,12 +2614,6 @@
         </w:tc>
       </w:tr>
       <w:tr>
-        <w:tblPrEx>
-          <w:tblCellMar>
-            <w:top w:w="0" w:type="dxa"/>
-            <w:bottom w:w="0" w:type="dxa"/>
-          </w:tblCellMar>
-        </w:tblPrEx>
         <w:tc>
           <w:tcPr>
             <w:tcW w:w="2000" w:type="dxa"/>
@@ -2743,12 +2694,6 @@
         </w:tc>
       </w:tr>
       <w:tr>
-        <w:tblPrEx>
-          <w:tblCellMar>
-            <w:top w:w="0" w:type="dxa"/>
-            <w:bottom w:w="0" w:type="dxa"/>
-          </w:tblCellMar>
-        </w:tblPrEx>
         <w:tc>
           <w:tcPr>
             <w:tcW w:w="2000" w:type="dxa"/>
@@ -2829,12 +2774,6 @@
         </w:tc>
       </w:tr>
       <w:tr>
-        <w:tblPrEx>
-          <w:tblCellMar>
-            <w:top w:w="0" w:type="dxa"/>
-            <w:bottom w:w="0" w:type="dxa"/>
-          </w:tblCellMar>
-        </w:tblPrEx>
         <w:tc>
           <w:tcPr>
             <w:tcW w:w="2000" w:type="dxa"/>
@@ -2915,12 +2854,6 @@
         </w:tc>
       </w:tr>
       <w:tr>
-        <w:tblPrEx>
-          <w:tblCellMar>
-            <w:top w:w="0" w:type="dxa"/>
-            <w:bottom w:w="0" w:type="dxa"/>
-          </w:tblCellMar>
-        </w:tblPrEx>
         <w:tc>
           <w:tcPr>
             <w:tcW w:w="2000" w:type="dxa"/>
@@ -3001,12 +2934,6 @@
         </w:tc>
       </w:tr>
       <w:tr>
-        <w:tblPrEx>
-          <w:tblCellMar>
-            <w:top w:w="0" w:type="dxa"/>
-            <w:bottom w:w="0" w:type="dxa"/>
-          </w:tblCellMar>
-        </w:tblPrEx>
         <w:tc>
           <w:tcPr>
             <w:tcW w:w="2000" w:type="dxa"/>
@@ -3087,12 +3014,6 @@
         </w:tc>
       </w:tr>
       <w:tr>
-        <w:tblPrEx>
-          <w:tblCellMar>
-            <w:top w:w="0" w:type="dxa"/>
-            <w:bottom w:w="0" w:type="dxa"/>
-          </w:tblCellMar>
-        </w:tblPrEx>
         <w:tc>
           <w:tcPr>
             <w:tcW w:w="2000" w:type="dxa"/>
@@ -3173,12 +3094,6 @@
         </w:tc>
       </w:tr>
       <w:tr>
-        <w:tblPrEx>
-          <w:tblCellMar>
-            <w:top w:w="0" w:type="dxa"/>
-            <w:bottom w:w="0" w:type="dxa"/>
-          </w:tblCellMar>
-        </w:tblPrEx>
         <w:tc>
           <w:tcPr>
             <w:tcW w:w="2000" w:type="dxa"/>
@@ -3259,12 +3174,6 @@
         </w:tc>
       </w:tr>
       <w:tr>
-        <w:tblPrEx>
-          <w:tblCellMar>
-            <w:top w:w="0" w:type="dxa"/>
-            <w:bottom w:w="0" w:type="dxa"/>
-          </w:tblCellMar>
-        </w:tblPrEx>
         <w:tc>
           <w:tcPr>
             <w:tcW w:w="2000" w:type="dxa"/>
@@ -3345,12 +3254,6 @@
         </w:tc>
       </w:tr>
       <w:tr>
-        <w:tblPrEx>
-          <w:tblCellMar>
-            <w:top w:w="0" w:type="dxa"/>
-            <w:bottom w:w="0" w:type="dxa"/>
-          </w:tblCellMar>
-        </w:tblPrEx>
         <w:tc>
           <w:tcPr>
             <w:tcW w:w="2000" w:type="dxa"/>
@@ -3431,12 +3334,6 @@
         </w:tc>
       </w:tr>
       <w:tr>
-        <w:tblPrEx>
-          <w:tblCellMar>
-            <w:top w:w="0" w:type="dxa"/>
-            <w:bottom w:w="0" w:type="dxa"/>
-          </w:tblCellMar>
-        </w:tblPrEx>
         <w:tc>
           <w:tcPr>
             <w:tcW w:w="2000" w:type="dxa"/>
@@ -3917,12 +3814,6 @@
         <w:gridCol w:w="2763"/>
       </w:tblGrid>
       <w:tr>
-        <w:tblPrEx>
-          <w:tblCellMar>
-            <w:top w:w="0" w:type="dxa"/>
-            <w:bottom w:w="0" w:type="dxa"/>
-          </w:tblCellMar>
-        </w:tblPrEx>
         <w:tc>
           <w:tcPr>
             <w:tcW w:w="2000" w:type="dxa"/>
@@ -4041,12 +3932,6 @@
         </w:tc>
       </w:tr>
       <w:tr>
-        <w:tblPrEx>
-          <w:tblCellMar>
-            <w:top w:w="0" w:type="dxa"/>
-            <w:bottom w:w="0" w:type="dxa"/>
-          </w:tblCellMar>
-        </w:tblPrEx>
         <w:tc>
           <w:tcPr>
             <w:tcW w:w="2000" w:type="dxa"/>
@@ -4153,12 +4038,6 @@
         </w:tc>
       </w:tr>
       <w:tr>
-        <w:tblPrEx>
-          <w:tblCellMar>
-            <w:top w:w="0" w:type="dxa"/>
-            <w:bottom w:w="0" w:type="dxa"/>
-          </w:tblCellMar>
-        </w:tblPrEx>
         <w:tc>
           <w:tcPr>
             <w:tcW w:w="2000" w:type="dxa"/>
@@ -4265,12 +4144,6 @@
         </w:tc>
       </w:tr>
       <w:tr>
-        <w:tblPrEx>
-          <w:tblCellMar>
-            <w:top w:w="0" w:type="dxa"/>
-            <w:bottom w:w="0" w:type="dxa"/>
-          </w:tblCellMar>
-        </w:tblPrEx>
         <w:tc>
           <w:tcPr>
             <w:tcW w:w="2000" w:type="dxa"/>
@@ -5116,12 +4989,6 @@
         <w:gridCol w:w="2500"/>
       </w:tblGrid>
       <w:tr>
-        <w:tblPrEx>
-          <w:tblCellMar>
-            <w:top w:w="0" w:type="dxa"/>
-            <w:bottom w:w="0" w:type="dxa"/>
-          </w:tblCellMar>
-        </w:tblPrEx>
         <w:tc>
           <w:tcPr>
             <w:tcW w:w="1200" w:type="dxa"/>
@@ -5240,12 +5107,6 @@
         </w:tc>
       </w:tr>
       <w:tr>
-        <w:tblPrEx>
-          <w:tblCellMar>
-            <w:top w:w="0" w:type="dxa"/>
-            <w:bottom w:w="0" w:type="dxa"/>
-          </w:tblCellMar>
-        </w:tblPrEx>
         <w:tc>
           <w:tcPr>
             <w:tcW w:w="1200" w:type="dxa"/>
@@ -5352,12 +5213,6 @@
         </w:tc>
       </w:tr>
       <w:tr>
-        <w:tblPrEx>
-          <w:tblCellMar>
-            <w:top w:w="0" w:type="dxa"/>
-            <w:bottom w:w="0" w:type="dxa"/>
-          </w:tblCellMar>
-        </w:tblPrEx>
         <w:tc>
           <w:tcPr>
             <w:tcW w:w="1200" w:type="dxa"/>
@@ -5464,12 +5319,6 @@
         </w:tc>
       </w:tr>
       <w:tr>
-        <w:tblPrEx>
-          <w:tblCellMar>
-            <w:top w:w="0" w:type="dxa"/>
-            <w:bottom w:w="0" w:type="dxa"/>
-          </w:tblCellMar>
-        </w:tblPrEx>
         <w:tc>
           <w:tcPr>
             <w:tcW w:w="1200" w:type="dxa"/>
@@ -5576,12 +5425,6 @@
         </w:tc>
       </w:tr>
       <w:tr>
-        <w:tblPrEx>
-          <w:tblCellMar>
-            <w:top w:w="0" w:type="dxa"/>
-            <w:bottom w:w="0" w:type="dxa"/>
-          </w:tblCellMar>
-        </w:tblPrEx>
         <w:tc>
           <w:tcPr>
             <w:tcW w:w="1200" w:type="dxa"/>
@@ -5688,12 +5531,6 @@
         </w:tc>
       </w:tr>
       <w:tr>
-        <w:tblPrEx>
-          <w:tblCellMar>
-            <w:top w:w="0" w:type="dxa"/>
-            <w:bottom w:w="0" w:type="dxa"/>
-          </w:tblCellMar>
-        </w:tblPrEx>
         <w:tc>
           <w:tcPr>
             <w:tcW w:w="1200" w:type="dxa"/>
@@ -5801,12 +5638,6 @@
         </w:tc>
       </w:tr>
       <w:tr>
-        <w:tblPrEx>
-          <w:tblCellMar>
-            <w:top w:w="0" w:type="dxa"/>
-            <w:bottom w:w="0" w:type="dxa"/>
-          </w:tblCellMar>
-        </w:tblPrEx>
         <w:tc>
           <w:tcPr>
             <w:tcW w:w="1200" w:type="dxa"/>
@@ -5913,12 +5744,6 @@
         </w:tc>
       </w:tr>
       <w:tr>
-        <w:tblPrEx>
-          <w:tblCellMar>
-            <w:top w:w="0" w:type="dxa"/>
-            <w:bottom w:w="0" w:type="dxa"/>
-          </w:tblCellMar>
-        </w:tblPrEx>
         <w:tc>
           <w:tcPr>
             <w:tcW w:w="1200" w:type="dxa"/>
@@ -6025,12 +5850,6 @@
         </w:tc>
       </w:tr>
       <w:tr>
-        <w:tblPrEx>
-          <w:tblCellMar>
-            <w:top w:w="0" w:type="dxa"/>
-            <w:bottom w:w="0" w:type="dxa"/>
-          </w:tblCellMar>
-        </w:tblPrEx>
         <w:tc>
           <w:tcPr>
             <w:tcW w:w="1200" w:type="dxa"/>
@@ -9607,7 +9426,21 @@
         <w:rPr>
           <w:rFonts w:cs="Times New Roman"/>
         </w:rPr>
-        <w:t xml:space="preserve"> laboratory lag, and automatically identifying abnormal operational states without requiring historical fault labels.</w:t>
+        <w:t xml:space="preserve"> laboratory </w:t>
+      </w:r>
+      <w:proofErr w:type="gramStart"/>
+      <w:r>
+        <w:rPr>
+          <w:rFonts w:cs="Times New Roman"/>
+        </w:rPr>
+        <w:t>lag, and</w:t>
+      </w:r>
+      <w:proofErr w:type="gramEnd"/>
+      <w:r>
+        <w:rPr>
+          <w:rFonts w:cs="Times New Roman"/>
+        </w:rPr>
+        <w:t xml:space="preserve"> automatically identifying abnormal operational states without requiring historical fault labels.</w:t>
       </w:r>
     </w:p>
     <w:p>
@@ -13894,13 +13727,21 @@
         <w:rPr>
           <w:lang w:val="en-US"/>
         </w:rPr>
-        <w:t xml:space="preserve"> Streamlit (</w:t>
-      </w:r>
+        <w:t xml:space="preserve"> </w:t>
+      </w:r>
+      <w:proofErr w:type="spellStart"/>
       <w:r>
         <w:rPr>
           <w:lang w:val="en-US"/>
         </w:rPr>
-        <w:t xml:space="preserve"> </w:t>
+        <w:t>Streamlit</w:t>
+      </w:r>
+      <w:proofErr w:type="spellEnd"/>
+      <w:r>
+        <w:rPr>
+          <w:lang w:val="en-US"/>
+        </w:rPr>
+        <w:t xml:space="preserve"> (</w:t>
       </w:r>
       <w:hyperlink r:id="rId12" w:history="1">
         <w:r>
@@ -13929,7 +13770,7 @@
         <w:rPr>
           <w:lang w:val="en-US"/>
         </w:rPr>
-        <w:t xml:space="preserve"> )</w:t>
+        <w:t>)</w:t>
       </w:r>
     </w:p>
     <w:p>
@@ -15692,18 +15533,15 @@
 </file>
 
 <file path=customXml/item1.xml><?xml version="1.0" encoding="utf-8"?>
-<p:properties xmlns:p="http://schemas.microsoft.com/office/2006/metadata/properties" xmlns:xsi="http://www.w3.org/2001/XMLSchema-instance" xmlns:pc="http://schemas.microsoft.com/office/infopath/2007/PartnerControls">
-  <documentManagement>
-    <ReferenceId xmlns="beec7f0d-6c64-4c71-b0f5-aeb49a28f273" xsi:nil="true"/>
-  </documentManagement>
-</p:properties>
+<?mso-contentType ?>
+<FormTemplates xmlns="http://schemas.microsoft.com/sharepoint/v3/contenttype/forms">
+  <Display>DocumentLibraryForm</Display>
+  <Edit>DocumentLibraryForm</Edit>
+  <New>DocumentLibraryForm</New>
+</FormTemplates>
 </file>
 
 <file path=customXml/item2.xml><?xml version="1.0" encoding="utf-8"?>
-<b:Sources xmlns:b="http://schemas.openxmlformats.org/officeDocument/2006/bibliography" xmlns="http://schemas.openxmlformats.org/officeDocument/2006/bibliography" SelectedStyle="\APASixthEditionOfficeOnline.xsl" StyleName="APA" Version="6"/>
-</file>
-
-<file path=customXml/item3.xml><?xml version="1.0" encoding="utf-8"?>
 <ct:contentTypeSchema xmlns:ct="http://schemas.microsoft.com/office/2006/metadata/contentType" xmlns:ma="http://schemas.microsoft.com/office/2006/metadata/properties/metaAttributes" ct:_="" ma:_="" ma:contentTypeName="Document" ma:contentTypeID="0x0101009D3439CF4F3E0F4E9D0E99EA12CFE722" ma:contentTypeVersion="5" ma:contentTypeDescription="Create a new document." ma:contentTypeScope="" ma:versionID="49027a4c69902f60636ba63e12b57b96">
   <xsd:schema xmlns:xsd="http://www.w3.org/2001/XMLSchema" xmlns:xs="http://www.w3.org/2001/XMLSchema" xmlns:p="http://schemas.microsoft.com/office/2006/metadata/properties" xmlns:ns2="beec7f0d-6c64-4c71-b0f5-aeb49a28f273" targetNamespace="http://schemas.microsoft.com/office/2006/metadata/properties" ma:root="true" ma:fieldsID="c7557ddb7c5e6537bc8814edb5eef133" ns2:_="">
     <xsd:import namespace="beec7f0d-6c64-4c71-b0f5-aeb49a28f273"/>
@@ -15853,34 +15691,27 @@
 </ct:contentTypeSchema>
 </file>
 
+<file path=customXml/item3.xml><?xml version="1.0" encoding="utf-8"?>
+<b:Sources xmlns:b="http://schemas.openxmlformats.org/officeDocument/2006/bibliography" xmlns="http://schemas.openxmlformats.org/officeDocument/2006/bibliography" SelectedStyle="\APASixthEditionOfficeOnline.xsl" StyleName="APA" Version="6"/>
+</file>
+
 <file path=customXml/item4.xml><?xml version="1.0" encoding="utf-8"?>
-<?mso-contentType ?>
-<FormTemplates xmlns="http://schemas.microsoft.com/sharepoint/v3/contenttype/forms">
-  <Display>DocumentLibraryForm</Display>
-  <Edit>DocumentLibraryForm</Edit>
-  <New>DocumentLibraryForm</New>
-</FormTemplates>
+<p:properties xmlns:p="http://schemas.microsoft.com/office/2006/metadata/properties" xmlns:xsi="http://www.w3.org/2001/XMLSchema-instance" xmlns:pc="http://schemas.microsoft.com/office/infopath/2007/PartnerControls">
+  <documentManagement>
+    <ReferenceId xmlns="beec7f0d-6c64-4c71-b0f5-aeb49a28f273" xsi:nil="true"/>
+  </documentManagement>
+</p:properties>
 </file>
 
 <file path=customXml/itemProps1.xml><?xml version="1.0" encoding="utf-8"?>
-<ds:datastoreItem xmlns:ds="http://schemas.openxmlformats.org/officeDocument/2006/customXml" ds:itemID="{C2045006-3541-4755-B54A-4A3A5FD48E14}">
+<ds:datastoreItem xmlns:ds="http://schemas.openxmlformats.org/officeDocument/2006/customXml" ds:itemID="{8643059E-B339-4166-8526-9D17E94B4300}">
   <ds:schemaRefs>
-    <ds:schemaRef ds:uri="http://schemas.microsoft.com/office/2006/metadata/properties"/>
-    <ds:schemaRef ds:uri="http://schemas.microsoft.com/office/infopath/2007/PartnerControls"/>
-    <ds:schemaRef ds:uri="beec7f0d-6c64-4c71-b0f5-aeb49a28f273"/>
+    <ds:schemaRef ds:uri="http://schemas.microsoft.com/sharepoint/v3/contenttype/forms"/>
   </ds:schemaRefs>
 </ds:datastoreItem>
 </file>
 
 <file path=customXml/itemProps2.xml><?xml version="1.0" encoding="utf-8"?>
-<ds:datastoreItem xmlns:ds="http://schemas.openxmlformats.org/officeDocument/2006/customXml" ds:itemID="{2AEAB514-EC30-45F7-B306-67B3FA9C71F2}">
-  <ds:schemaRefs>
-    <ds:schemaRef ds:uri="http://schemas.openxmlformats.org/officeDocument/2006/bibliography"/>
-  </ds:schemaRefs>
-</ds:datastoreItem>
-</file>
-
-<file path=customXml/itemProps3.xml><?xml version="1.0" encoding="utf-8"?>
 <ds:datastoreItem xmlns:ds="http://schemas.openxmlformats.org/officeDocument/2006/customXml" ds:itemID="{68743365-3B65-4C27-A00C-7F66FFE4B89A}">
   <ds:schemaRefs>
     <ds:schemaRef ds:uri="http://schemas.microsoft.com/office/2006/metadata/contentType"/>
@@ -15898,10 +15729,20 @@
 </ds:datastoreItem>
 </file>
 
+<file path=customXml/itemProps3.xml><?xml version="1.0" encoding="utf-8"?>
+<ds:datastoreItem xmlns:ds="http://schemas.openxmlformats.org/officeDocument/2006/customXml" ds:itemID="{2AEAB514-EC30-45F7-B306-67B3FA9C71F2}">
+  <ds:schemaRefs>
+    <ds:schemaRef ds:uri="http://schemas.openxmlformats.org/officeDocument/2006/bibliography"/>
+  </ds:schemaRefs>
+</ds:datastoreItem>
+</file>
+
 <file path=customXml/itemProps4.xml><?xml version="1.0" encoding="utf-8"?>
-<ds:datastoreItem xmlns:ds="http://schemas.openxmlformats.org/officeDocument/2006/customXml" ds:itemID="{8643059E-B339-4166-8526-9D17E94B4300}">
+<ds:datastoreItem xmlns:ds="http://schemas.openxmlformats.org/officeDocument/2006/customXml" ds:itemID="{C2045006-3541-4755-B54A-4A3A5FD48E14}">
   <ds:schemaRefs>
-    <ds:schemaRef ds:uri="http://schemas.microsoft.com/sharepoint/v3/contenttype/forms"/>
+    <ds:schemaRef ds:uri="http://schemas.microsoft.com/office/2006/metadata/properties"/>
+    <ds:schemaRef ds:uri="http://schemas.microsoft.com/office/infopath/2007/PartnerControls"/>
+    <ds:schemaRef ds:uri="beec7f0d-6c64-4c71-b0f5-aeb49a28f273"/>
   </ds:schemaRefs>
 </ds:datastoreItem>
 </file>